--- a/content/dfs/exam/assets/files/82045634-T-3.docx
+++ b/content/dfs/exam/assets/files/82045634-T-3.docx
@@ -34,13 +34,6 @@
           <w:rFonts w:ascii="Arial" w:hAnsi="Arial" w:cs="Arial"/>
         </w:rPr>
       </w:pPr>
-    </w:p>
-    <w:p>
-      <w:pPr>
-        <w:rPr>
-          <w:rFonts w:ascii="Arial" w:hAnsi="Arial" w:cs="Arial"/>
-        </w:rPr>
-      </w:pPr>
       <w:r>
         <w:rPr>
           <w:rFonts w:ascii="Arial" w:hAnsi="Arial" w:cs="Arial"/>
@@ -77,11 +70,6 @@
     </w:p>
     <w:p>
       <w:pPr>
-        <w:pStyle w:val="ListParagraph"/>
-        <w:numPr>
-          <w:ilvl w:val="0"/>
-          <w:numId w:val="1"/>
-        </w:numPr>
         <w:rPr>
           <w:rFonts w:ascii="Arial" w:hAnsi="Arial" w:cs="Arial"/>
         </w:rPr>
@@ -101,11 +89,6 @@
     </w:p>
     <w:p>
       <w:pPr>
-        <w:pStyle w:val="ListParagraph"/>
-        <w:numPr>
-          <w:ilvl w:val="0"/>
-          <w:numId w:val="1"/>
-        </w:numPr>
         <w:rPr>
           <w:rFonts w:ascii="Arial" w:hAnsi="Arial" w:cs="Arial"/>
         </w:rPr>
@@ -143,11 +126,6 @@
     </w:p>
     <w:p>
       <w:pPr>
-        <w:pStyle w:val="ListParagraph"/>
-        <w:numPr>
-          <w:ilvl w:val="0"/>
-          <w:numId w:val="1"/>
-        </w:numPr>
         <w:rPr>
           <w:rFonts w:ascii="Arial" w:hAnsi="Arial" w:cs="Arial"/>
         </w:rPr>
@@ -173,11 +151,6 @@
     </w:p>
     <w:p>
       <w:pPr>
-        <w:pStyle w:val="ListParagraph"/>
-        <w:numPr>
-          <w:ilvl w:val="0"/>
-          <w:numId w:val="1"/>
-        </w:numPr>
         <w:rPr>
           <w:rFonts w:ascii="Arial" w:hAnsi="Arial" w:cs="Arial"/>
         </w:rPr>
@@ -191,7 +164,6 @@
     </w:p>
     <w:p>
       <w:pPr>
-        <w:ind w:left="360"/>
         <w:rPr>
           <w:rFonts w:ascii="Arial" w:hAnsi="Arial" w:cs="Arial"/>
         </w:rPr>
